--- a/doc/review2/review2.docx
+++ b/doc/review2/review2.docx
@@ -86,25 +86,36 @@
           <w:b/>
           <w:bCs/>
         </w:rPr>
-        <w:t>Answer. TODO</w:t>
-      </w:r>
-    </w:p>
-    <w:p>
-      <w:pPr>
-        <w:pStyle w:val="Normal"/>
-        <w:bidi w:val="0"/>
-        <w:jc w:val="start"/>
-        <w:rPr>
-          <w:b/>
-          <w:b/>
-          <w:bCs/>
-        </w:rPr>
-      </w:pPr>
-      <w:r>
-        <w:rPr>
-          <w:b/>
-          <w:bCs/>
-        </w:rPr>
+        <w:t>Answer.</w:t>
+      </w:r>
+      <w:r>
+        <w:rPr>
+          <w:b/>
+          <w:bCs/>
+          <w:color w:val="FF0000"/>
+        </w:rPr>
+        <w:t xml:space="preserve"> </w:t>
+      </w:r>
+      <w:r>
+        <w:rPr>
+          <w:b w:val="false"/>
+          <w:bCs w:val="false"/>
+          <w:color w:val="FF0000"/>
+        </w:rPr>
+        <w:t xml:space="preserve">We have now extended the details on our methodology by adding section </w:t>
+      </w:r>
+      <w:r>
+        <w:rPr>
+          <w:rStyle w:val="StrongEmphasis"/>
+          <w:b w:val="false"/>
+          <w:bCs w:val="false"/>
+          <w:i w:val="false"/>
+          <w:iCs/>
+          <w:color w:val="FF0000"/>
+          <w:sz w:val="24"/>
+          <w:szCs w:val="24"/>
+        </w:rPr>
+        <w:t>3.4 SHAP-Based Explainability. We do hope this now meets your expectation.</w:t>
       </w:r>
     </w:p>
     <w:p>
@@ -198,7 +209,25 @@
           <w:b/>
           <w:bCs/>
         </w:rPr>
-        <w:t>The paper has been significantly improved hence the authors addressed most of my concerns. </w:t>
+        <w:t>The paper has been significantly improved hence the authors addressed most of my concerns.</w:t>
+      </w:r>
+    </w:p>
+    <w:p>
+      <w:pPr>
+        <w:pStyle w:val="Normal"/>
+        <w:bidi w:val="0"/>
+        <w:jc w:val="start"/>
+        <w:rPr>
+          <w:b/>
+          <w:b/>
+          <w:bCs/>
+        </w:rPr>
+      </w:pPr>
+      <w:r>
+        <w:rPr>
+          <w:b/>
+          <w:bCs/>
+        </w:rPr>
       </w:r>
     </w:p>
     <w:p>
@@ -320,6 +349,93 @@
     <w:p>
       <w:pPr>
         <w:pStyle w:val="TextBody"/>
+        <w:bidi w:val="0"/>
+        <w:spacing w:before="0" w:after="0"/>
+        <w:jc w:val="start"/>
+        <w:rPr/>
+      </w:pPr>
+      <w:r>
+        <w:rPr/>
+      </w:r>
+    </w:p>
+    <w:p>
+      <w:pPr>
+        <w:pStyle w:val="TextBody"/>
+        <w:bidi w:val="0"/>
+        <w:spacing w:before="0" w:after="0"/>
+        <w:jc w:val="start"/>
+        <w:rPr>
+          <w:b/>
+          <w:b/>
+          <w:bCs/>
+        </w:rPr>
+      </w:pPr>
+      <w:r>
+        <w:rPr>
+          <w:b/>
+          <w:bCs/>
+        </w:rPr>
+        <w:t xml:space="preserve">Answer. </w:t>
+      </w:r>
+      <w:r>
+        <w:rPr>
+          <w:b w:val="false"/>
+          <w:bCs w:val="false"/>
+          <w:color w:val="FF0000"/>
+        </w:rPr>
+        <w:t xml:space="preserve"> Our suggestion is the following: ”</w:t>
+      </w:r>
+      <w:r>
+        <w:rPr>
+          <w:b/>
+          <w:bCs/>
+          <w:color w:val="FF0000"/>
+          <w:sz w:val="24"/>
+          <w:szCs w:val="24"/>
+        </w:rPr>
+        <w:t>Explainable Machine Learning for Streamflow Forecasting: Application to the Bosna River Basin</w:t>
+      </w:r>
+      <w:r>
+        <w:rPr>
+          <w:b/>
+          <w:bCs/>
+          <w:color w:val="FF0000"/>
+        </w:rPr>
+        <w:t>”</w:t>
+      </w:r>
+      <w:r>
+        <w:rPr>
+          <w:b w:val="false"/>
+          <w:bCs w:val="false"/>
+          <w:color w:val="FF0000"/>
+        </w:rPr>
+        <w:t xml:space="preserve"> … From the title it is clear that XAI is used in the study (arguably for the first time in this streamflow forecasting); additionally this methodology is applied to the Basin of Bosna river, first ever study in the context of rivers/hydrology in Bosnia and Herzegovina.  </w:t>
+      </w:r>
+    </w:p>
+    <w:p>
+      <w:pPr>
+        <w:pStyle w:val="TextBody"/>
+        <w:bidi w:val="0"/>
+        <w:spacing w:before="0" w:after="0"/>
+        <w:jc w:val="start"/>
+        <w:rPr>
+          <w:b w:val="false"/>
+          <w:b w:val="false"/>
+          <w:bCs w:val="false"/>
+          <w:color w:val="FF0000"/>
+        </w:rPr>
+      </w:pPr>
+      <w:r>
+        <w:rPr>
+          <w:b w:val="false"/>
+          <w:bCs w:val="false"/>
+          <w:color w:val="FF0000"/>
+        </w:rPr>
+      </w:r>
+    </w:p>
+    <w:p>
+      <w:pPr>
+        <w:pStyle w:val="TextBody"/>
         <w:numPr>
           <w:ilvl w:val="0"/>
           <w:numId w:val="1"/>
@@ -344,21 +460,41 @@
         <w:pStyle w:val="TextBody"/>
         <w:numPr>
           <w:ilvl w:val="0"/>
-          <w:numId w:val="1"/>
+          <w:numId w:val="0"/>
         </w:numPr>
-        <w:tabs>
-          <w:tab w:val="clear" w:pos="709"/>
-          <w:tab w:val="left" w:pos="709" w:leader="none"/>
-        </w:tabs>
         <w:bidi w:val="0"/>
         <w:spacing w:before="0" w:after="0"/>
-        <w:ind w:start="709" w:hanging="283"/>
-        <w:jc w:val="start"/>
-        <w:rPr/>
-      </w:pPr>
-      <w:r>
-        <w:rPr/>
-        <w:t xml:space="preserve">Equation numbers should be assigned to all equations. </w:t>
+        <w:ind w:hanging="0"/>
+        <w:jc w:val="start"/>
+        <w:rPr/>
+      </w:pPr>
+      <w:r>
+        <w:rPr>
+          <w:b/>
+          <w:bCs/>
+        </w:rPr>
+        <w:t>Answer</w:t>
+      </w:r>
+      <w:r>
+        <w:rPr/>
+        <w:t>. TODO (Slobo)</w:t>
+      </w:r>
+    </w:p>
+    <w:p>
+      <w:pPr>
+        <w:pStyle w:val="TextBody"/>
+        <w:numPr>
+          <w:ilvl w:val="0"/>
+          <w:numId w:val="0"/>
+        </w:numPr>
+        <w:bidi w:val="0"/>
+        <w:spacing w:before="0" w:after="0"/>
+        <w:ind w:hanging="0"/>
+        <w:jc w:val="start"/>
+        <w:rPr/>
+      </w:pPr>
+      <w:r>
+        <w:rPr/>
       </w:r>
     </w:p>
     <w:p>
@@ -373,12 +509,88 @@
           <w:tab w:val="left" w:pos="709" w:leader="none"/>
         </w:tabs>
         <w:bidi w:val="0"/>
+        <w:spacing w:before="0" w:after="0"/>
         <w:ind w:start="709" w:hanging="283"/>
         <w:jc w:val="start"/>
         <w:rPr/>
       </w:pPr>
       <w:r>
         <w:rPr/>
+        <w:t xml:space="preserve">Equation numbers should be assigned to all equations. </w:t>
+      </w:r>
+    </w:p>
+    <w:p>
+      <w:pPr>
+        <w:pStyle w:val="TextBody"/>
+        <w:bidi w:val="0"/>
+        <w:spacing w:before="0" w:after="0"/>
+        <w:jc w:val="start"/>
+        <w:rPr/>
+      </w:pPr>
+      <w:r>
+        <w:rPr/>
+      </w:r>
+    </w:p>
+    <w:p>
+      <w:pPr>
+        <w:pStyle w:val="TextBody"/>
+        <w:bidi w:val="0"/>
+        <w:spacing w:before="0" w:after="0"/>
+        <w:jc w:val="start"/>
+        <w:rPr/>
+      </w:pPr>
+      <w:r>
+        <w:rPr/>
+        <w:tab/>
+      </w:r>
+      <w:r>
+        <w:rPr>
+          <w:b/>
+          <w:bCs/>
+        </w:rPr>
+        <w:t>Answer</w:t>
+      </w:r>
+      <w:r>
+        <w:rPr/>
+        <w:t xml:space="preserve">. </w:t>
+      </w:r>
+      <w:r>
+        <w:rPr>
+          <w:color w:val="FF0000"/>
+        </w:rPr>
+        <w:t>We have now added the numbers for each equation in the content.</w:t>
+      </w:r>
+    </w:p>
+    <w:p>
+      <w:pPr>
+        <w:pStyle w:val="TextBody"/>
+        <w:bidi w:val="0"/>
+        <w:spacing w:before="0" w:after="0"/>
+        <w:jc w:val="start"/>
+        <w:rPr/>
+      </w:pPr>
+      <w:r>
+        <w:rPr/>
+      </w:r>
+    </w:p>
+    <w:p>
+      <w:pPr>
+        <w:pStyle w:val="TextBody"/>
+        <w:numPr>
+          <w:ilvl w:val="0"/>
+          <w:numId w:val="1"/>
+        </w:numPr>
+        <w:tabs>
+          <w:tab w:val="clear" w:pos="709"/>
+          <w:tab w:val="left" w:pos="709" w:leader="none"/>
+        </w:tabs>
+        <w:bidi w:val="0"/>
+        <w:ind w:start="709" w:hanging="283"/>
+        <w:jc w:val="start"/>
+        <w:rPr/>
+      </w:pPr>
+      <w:r>
+        <w:rPr/>
         <w:t xml:space="preserve">The presentation of the results with only two graphs is unfortunately insufficient. As previously stated, the inclusion of scatter plots (together with Figure 3) is critically important. </w:t>
       </w:r>
     </w:p>
@@ -405,36 +617,285 @@
         <w:pStyle w:val="Normal"/>
         <w:bidi w:val="0"/>
         <w:jc w:val="start"/>
-        <w:rPr>
-          <w:b/>
-          <w:b/>
-          <w:bCs/>
-        </w:rPr>
-      </w:pPr>
-      <w:r>
-        <w:rPr>
-          <w:b/>
-          <w:bCs/>
-        </w:rPr>
-      </w:r>
-    </w:p>
-    <w:p>
-      <w:pPr>
-        <w:pStyle w:val="Normal"/>
-        <w:bidi w:val="0"/>
-        <w:jc w:val="start"/>
-        <w:rPr>
-          <w:b/>
-          <w:b/>
-          <w:bCs/>
-        </w:rPr>
-      </w:pPr>
-      <w:r>
-        <w:rPr>
-          <w:b/>
-          <w:bCs/>
-        </w:rPr>
-        <w:t>Answer. TODO</w:t>
+        <w:rPr/>
+      </w:pPr>
+      <w:r>
+        <w:rPr>
+          <w:b/>
+          <w:bCs/>
+        </w:rPr>
+        <w:t xml:space="preserve">Answer. </w:t>
+      </w:r>
+      <w:r>
+        <w:rPr>
+          <w:color w:val="FF0000"/>
+        </w:rPr>
+        <w:t xml:space="preserve">We thank the reviewer for this valuable suggestion regarding the graphical evaluation of model performance. In the revised manuscript, we have significantly improved the presentation of results by including </w:t>
+      </w:r>
+      <w:r>
+        <w:rPr>
+          <w:rStyle w:val="StrongEmphasis"/>
+          <w:color w:val="FF0000"/>
+        </w:rPr>
+        <w:t>observed vs. predicted scatter plots</w:t>
+      </w:r>
+      <w:r>
+        <w:rPr>
+          <w:color w:val="FF0000"/>
+        </w:rPr>
+        <w:t xml:space="preserve"> for all three machine learning models (Random Forest, XGBoost, and LSTM).</w:t>
+      </w:r>
+    </w:p>
+    <w:p>
+      <w:pPr>
+        <w:pStyle w:val="TextBody"/>
+        <w:bidi w:val="0"/>
+        <w:jc w:val="start"/>
+        <w:rPr>
+          <w:color w:val="FF0000"/>
+        </w:rPr>
+      </w:pPr>
+      <w:r>
+        <w:rPr>
+          <w:color w:val="FF0000"/>
+        </w:rPr>
+        <w:t>These scatter plots complement the time-series hydrographs and provide an additional diagnostic perspective on model performance. In particular, they allow for a clearer assessment of:</w:t>
+      </w:r>
+    </w:p>
+    <w:p>
+      <w:pPr>
+        <w:pStyle w:val="TextBody"/>
+        <w:numPr>
+          <w:ilvl w:val="0"/>
+          <w:numId w:val="2"/>
+        </w:numPr>
+        <w:tabs>
+          <w:tab w:val="clear" w:pos="709"/>
+          <w:tab w:val="left" w:pos="709" w:leader="none"/>
+        </w:tabs>
+        <w:bidi w:val="0"/>
+        <w:spacing w:before="0" w:after="0"/>
+        <w:ind w:start="709" w:hanging="283"/>
+        <w:jc w:val="start"/>
+        <w:rPr>
+          <w:color w:val="FF0000"/>
+        </w:rPr>
+      </w:pPr>
+      <w:r>
+        <w:rPr>
+          <w:color w:val="FF0000"/>
+        </w:rPr>
+        <w:t xml:space="preserve">systematic bias (deviation from the 1:1 line), </w:t>
+      </w:r>
+    </w:p>
+    <w:p>
+      <w:pPr>
+        <w:pStyle w:val="TextBody"/>
+        <w:numPr>
+          <w:ilvl w:val="0"/>
+          <w:numId w:val="2"/>
+        </w:numPr>
+        <w:tabs>
+          <w:tab w:val="clear" w:pos="709"/>
+          <w:tab w:val="left" w:pos="709" w:leader="none"/>
+        </w:tabs>
+        <w:bidi w:val="0"/>
+        <w:spacing w:before="0" w:after="0"/>
+        <w:ind w:start="709" w:hanging="283"/>
+        <w:jc w:val="start"/>
+        <w:rPr>
+          <w:color w:val="FF0000"/>
+        </w:rPr>
+      </w:pPr>
+      <w:r>
+        <w:rPr>
+          <w:color w:val="FF0000"/>
+        </w:rPr>
+        <w:t xml:space="preserve">dispersion of predictions around observed values, </w:t>
+      </w:r>
+    </w:p>
+    <w:p>
+      <w:pPr>
+        <w:pStyle w:val="TextBody"/>
+        <w:numPr>
+          <w:ilvl w:val="0"/>
+          <w:numId w:val="2"/>
+        </w:numPr>
+        <w:tabs>
+          <w:tab w:val="clear" w:pos="709"/>
+          <w:tab w:val="left" w:pos="709" w:leader="none"/>
+        </w:tabs>
+        <w:bidi w:val="0"/>
+        <w:ind w:start="709" w:hanging="283"/>
+        <w:jc w:val="start"/>
+        <w:rPr>
+          <w:color w:val="FF0000"/>
+        </w:rPr>
+      </w:pPr>
+      <w:r>
+        <w:rPr>
+          <w:color w:val="FF0000"/>
+        </w:rPr>
+        <w:t xml:space="preserve">model behavior across low-flow and high-flow regimes. </w:t>
+      </w:r>
+    </w:p>
+    <w:p>
+      <w:pPr>
+        <w:pStyle w:val="TextBody"/>
+        <w:bidi w:val="0"/>
+        <w:jc w:val="start"/>
+        <w:rPr>
+          <w:color w:val="FF0000"/>
+        </w:rPr>
+      </w:pPr>
+      <w:r>
+        <w:rPr>
+          <w:color w:val="FF0000"/>
+        </w:rPr>
+        <w:t>The inclusion of these figures improves interpretability and directly addresses the limitations of relying solely on hydrograph comparisons. The new figures have been added as:</w:t>
+      </w:r>
+    </w:p>
+    <w:p>
+      <w:pPr>
+        <w:pStyle w:val="TextBody"/>
+        <w:numPr>
+          <w:ilvl w:val="0"/>
+          <w:numId w:val="3"/>
+        </w:numPr>
+        <w:tabs>
+          <w:tab w:val="clear" w:pos="709"/>
+          <w:tab w:val="left" w:pos="709" w:leader="none"/>
+        </w:tabs>
+        <w:bidi w:val="0"/>
+        <w:spacing w:before="0" w:after="0"/>
+        <w:ind w:start="709" w:hanging="283"/>
+        <w:jc w:val="start"/>
+        <w:rPr>
+          <w:color w:val="FF0000"/>
+        </w:rPr>
+      </w:pPr>
+      <w:r>
+        <w:rPr>
+          <w:color w:val="FF0000"/>
+        </w:rPr>
+        <w:t xml:space="preserve">Figure </w:t>
+      </w:r>
+      <w:r>
+        <w:rPr>
+          <w:color w:val="FF0000"/>
+        </w:rPr>
+        <w:t>5a)</w:t>
+      </w:r>
+      <w:r>
+        <w:rPr>
+          <w:color w:val="FF0000"/>
+        </w:rPr>
+        <w:t xml:space="preserve">: RF observed vs predicted scatter plot </w:t>
+      </w:r>
+    </w:p>
+    <w:p>
+      <w:pPr>
+        <w:pStyle w:val="TextBody"/>
+        <w:numPr>
+          <w:ilvl w:val="0"/>
+          <w:numId w:val="3"/>
+        </w:numPr>
+        <w:tabs>
+          <w:tab w:val="clear" w:pos="709"/>
+          <w:tab w:val="left" w:pos="709" w:leader="none"/>
+        </w:tabs>
+        <w:bidi w:val="0"/>
+        <w:spacing w:before="0" w:after="0"/>
+        <w:ind w:start="709" w:hanging="283"/>
+        <w:jc w:val="start"/>
+        <w:rPr>
+          <w:color w:val="FF0000"/>
+        </w:rPr>
+      </w:pPr>
+      <w:r>
+        <w:rPr>
+          <w:color w:val="FF0000"/>
+        </w:rPr>
+        <w:t xml:space="preserve">Figure </w:t>
+      </w:r>
+      <w:r>
+        <w:rPr>
+          <w:color w:val="FF0000"/>
+        </w:rPr>
+        <w:t>5b)</w:t>
+      </w:r>
+      <w:r>
+        <w:rPr>
+          <w:color w:val="FF0000"/>
+        </w:rPr>
+        <w:t xml:space="preserve">: XGBoost observed vs predicted scatter plot </w:t>
+      </w:r>
+    </w:p>
+    <w:p>
+      <w:pPr>
+        <w:pStyle w:val="TextBody"/>
+        <w:numPr>
+          <w:ilvl w:val="0"/>
+          <w:numId w:val="3"/>
+        </w:numPr>
+        <w:tabs>
+          <w:tab w:val="clear" w:pos="709"/>
+          <w:tab w:val="left" w:pos="709" w:leader="none"/>
+        </w:tabs>
+        <w:bidi w:val="0"/>
+        <w:ind w:start="709" w:hanging="283"/>
+        <w:jc w:val="start"/>
+        <w:rPr>
+          <w:color w:val="FF0000"/>
+        </w:rPr>
+      </w:pPr>
+      <w:r>
+        <w:rPr>
+          <w:color w:val="FF0000"/>
+        </w:rPr>
+        <w:t xml:space="preserve">Figure </w:t>
+      </w:r>
+      <w:r>
+        <w:rPr>
+          <w:color w:val="FF0000"/>
+        </w:rPr>
+        <w:t>5c)</w:t>
+      </w:r>
+      <w:r>
+        <w:rPr>
+          <w:color w:val="FF0000"/>
+        </w:rPr>
+        <w:t>: LSTM observed vs pr</w:t>
+      </w:r>
+      <w:r>
+        <w:rPr>
+          <w:color w:val="FF0000"/>
+        </w:rPr>
+        <w:t>e</w:t>
+      </w:r>
+      <w:r>
+        <w:rPr>
+          <w:color w:val="FF0000"/>
+        </w:rPr>
+        <w:t xml:space="preserve">dicted scatter plot </w:t>
+      </w:r>
+    </w:p>
+    <w:p>
+      <w:pPr>
+        <w:pStyle w:val="Normal"/>
+        <w:bidi w:val="0"/>
+        <w:jc w:val="start"/>
+        <w:rPr>
+          <w:b/>
+          <w:b/>
+          <w:bCs/>
+        </w:rPr>
+      </w:pPr>
+      <w:r>
+        <w:rPr>
+          <w:b/>
+          <w:bCs/>
+        </w:rPr>
       </w:r>
     </w:p>
     <w:p>
@@ -591,6 +1052,280 @@
   <w:abstractNum w:abstractNumId="2">
     <w:lvl w:ilvl="0">
       <w:start w:val="1"/>
+      <w:numFmt w:val="bullet"/>
+      <w:lvlText w:val=""/>
+      <w:lvlJc w:val="start"/>
+      <w:pPr>
+        <w:tabs>
+          <w:tab w:val="num" w:pos="709"/>
+        </w:tabs>
+        <w:ind w:start="709" w:hanging="283"/>
+      </w:pPr>
+      <w:rPr>
+        <w:rFonts w:ascii="Symbol" w:hAnsi="Symbol" w:cs="Symbol" w:hint="default"/>
+      </w:rPr>
+    </w:lvl>
+    <w:lvl w:ilvl="1">
+      <w:start w:val="1"/>
+      <w:numFmt w:val="bullet"/>
+      <w:lvlText w:val=""/>
+      <w:lvlJc w:val="start"/>
+      <w:pPr>
+        <w:tabs>
+          <w:tab w:val="num" w:pos="1418"/>
+        </w:tabs>
+        <w:ind w:start="1418" w:hanging="283"/>
+      </w:pPr>
+      <w:rPr>
+        <w:rFonts w:ascii="Symbol" w:hAnsi="Symbol" w:cs="Symbol" w:hint="default"/>
+      </w:rPr>
+    </w:lvl>
+    <w:lvl w:ilvl="2">
+      <w:start w:val="1"/>
+      <w:numFmt w:val="bullet"/>
+      <w:lvlText w:val=""/>
+      <w:lvlJc w:val="start"/>
+      <w:pPr>
+        <w:tabs>
+          <w:tab w:val="num" w:pos="2127"/>
+        </w:tabs>
+        <w:ind w:start="2127" w:hanging="283"/>
+      </w:pPr>
+      <w:rPr>
+        <w:rFonts w:ascii="Symbol" w:hAnsi="Symbol" w:cs="Symbol" w:hint="default"/>
+      </w:rPr>
+    </w:lvl>
+    <w:lvl w:ilvl="3">
+      <w:start w:val="1"/>
+      <w:numFmt w:val="bullet"/>
+      <w:lvlText w:val=""/>
+      <w:lvlJc w:val="start"/>
+      <w:pPr>
+        <w:tabs>
+          <w:tab w:val="num" w:pos="2836"/>
+        </w:tabs>
+        <w:ind w:start="2836" w:hanging="283"/>
+      </w:pPr>
+      <w:rPr>
+        <w:rFonts w:ascii="Symbol" w:hAnsi="Symbol" w:cs="Symbol" w:hint="default"/>
+      </w:rPr>
+    </w:lvl>
+    <w:lvl w:ilvl="4">
+      <w:start w:val="1"/>
+      <w:numFmt w:val="bullet"/>
+      <w:lvlText w:val=""/>
+      <w:lvlJc w:val="start"/>
+      <w:pPr>
+        <w:tabs>
+          <w:tab w:val="num" w:pos="3545"/>
+        </w:tabs>
+        <w:ind w:start="3545" w:hanging="283"/>
+      </w:pPr>
+      <w:rPr>
+        <w:rFonts w:ascii="Symbol" w:hAnsi="Symbol" w:cs="Symbol" w:hint="default"/>
+      </w:rPr>
+    </w:lvl>
+    <w:lvl w:ilvl="5">
+      <w:start w:val="1"/>
+      <w:numFmt w:val="bullet"/>
+      <w:lvlText w:val=""/>
+      <w:lvlJc w:val="start"/>
+      <w:pPr>
+        <w:tabs>
+          <w:tab w:val="num" w:pos="4254"/>
+        </w:tabs>
+        <w:ind w:start="4254" w:hanging="283"/>
+      </w:pPr>
+      <w:rPr>
+        <w:rFonts w:ascii="Symbol" w:hAnsi="Symbol" w:cs="Symbol" w:hint="default"/>
+      </w:rPr>
+    </w:lvl>
+    <w:lvl w:ilvl="6">
+      <w:start w:val="1"/>
+      <w:numFmt w:val="bullet"/>
+      <w:lvlText w:val=""/>
+      <w:lvlJc w:val="start"/>
+      <w:pPr>
+        <w:tabs>
+          <w:tab w:val="num" w:pos="4963"/>
+        </w:tabs>
+        <w:ind w:start="4963" w:hanging="283"/>
+      </w:pPr>
+      <w:rPr>
+        <w:rFonts w:ascii="Symbol" w:hAnsi="Symbol" w:cs="Symbol" w:hint="default"/>
+      </w:rPr>
+    </w:lvl>
+    <w:lvl w:ilvl="7">
+      <w:start w:val="1"/>
+      <w:numFmt w:val="bullet"/>
+      <w:lvlText w:val=""/>
+      <w:lvlJc w:val="start"/>
+      <w:pPr>
+        <w:tabs>
+          <w:tab w:val="num" w:pos="5672"/>
+        </w:tabs>
+        <w:ind w:start="5672" w:hanging="283"/>
+      </w:pPr>
+      <w:rPr>
+        <w:rFonts w:ascii="Symbol" w:hAnsi="Symbol" w:cs="Symbol" w:hint="default"/>
+      </w:rPr>
+    </w:lvl>
+    <w:lvl w:ilvl="8">
+      <w:start w:val="1"/>
+      <w:numFmt w:val="bullet"/>
+      <w:lvlText w:val=""/>
+      <w:lvlJc w:val="start"/>
+      <w:pPr>
+        <w:tabs>
+          <w:tab w:val="num" w:pos="6381"/>
+        </w:tabs>
+        <w:ind w:start="6381" w:hanging="283"/>
+      </w:pPr>
+      <w:rPr>
+        <w:rFonts w:ascii="Symbol" w:hAnsi="Symbol" w:cs="Symbol" w:hint="default"/>
+      </w:rPr>
+    </w:lvl>
+  </w:abstractNum>
+  <w:abstractNum w:abstractNumId="3">
+    <w:lvl w:ilvl="0">
+      <w:start w:val="1"/>
+      <w:numFmt w:val="bullet"/>
+      <w:lvlText w:val=""/>
+      <w:lvlJc w:val="start"/>
+      <w:pPr>
+        <w:tabs>
+          <w:tab w:val="num" w:pos="709"/>
+        </w:tabs>
+        <w:ind w:start="709" w:hanging="283"/>
+      </w:pPr>
+      <w:rPr>
+        <w:rFonts w:ascii="Symbol" w:hAnsi="Symbol" w:cs="Symbol" w:hint="default"/>
+      </w:rPr>
+    </w:lvl>
+    <w:lvl w:ilvl="1">
+      <w:start w:val="1"/>
+      <w:numFmt w:val="bullet"/>
+      <w:lvlText w:val=""/>
+      <w:lvlJc w:val="start"/>
+      <w:pPr>
+        <w:tabs>
+          <w:tab w:val="num" w:pos="1418"/>
+        </w:tabs>
+        <w:ind w:start="1418" w:hanging="283"/>
+      </w:pPr>
+      <w:rPr>
+        <w:rFonts w:ascii="Symbol" w:hAnsi="Symbol" w:cs="Symbol" w:hint="default"/>
+      </w:rPr>
+    </w:lvl>
+    <w:lvl w:ilvl="2">
+      <w:start w:val="1"/>
+      <w:numFmt w:val="bullet"/>
+      <w:lvlText w:val=""/>
+      <w:lvlJc w:val="start"/>
+      <w:pPr>
+        <w:tabs>
+          <w:tab w:val="num" w:pos="2127"/>
+        </w:tabs>
+        <w:ind w:start="2127" w:hanging="283"/>
+      </w:pPr>
+      <w:rPr>
+        <w:rFonts w:ascii="Symbol" w:hAnsi="Symbol" w:cs="Symbol" w:hint="default"/>
+      </w:rPr>
+    </w:lvl>
+    <w:lvl w:ilvl="3">
+      <w:start w:val="1"/>
+      <w:numFmt w:val="bullet"/>
+      <w:lvlText w:val=""/>
+      <w:lvlJc w:val="start"/>
+      <w:pPr>
+        <w:tabs>
+          <w:tab w:val="num" w:pos="2836"/>
+        </w:tabs>
+        <w:ind w:start="2836" w:hanging="283"/>
+      </w:pPr>
+      <w:rPr>
+        <w:rFonts w:ascii="Symbol" w:hAnsi="Symbol" w:cs="Symbol" w:hint="default"/>
+      </w:rPr>
+    </w:lvl>
+    <w:lvl w:ilvl="4">
+      <w:start w:val="1"/>
+      <w:numFmt w:val="bullet"/>
+      <w:lvlText w:val=""/>
+      <w:lvlJc w:val="start"/>
+      <w:pPr>
+        <w:tabs>
+          <w:tab w:val="num" w:pos="3545"/>
+        </w:tabs>
+        <w:ind w:start="3545" w:hanging="283"/>
+      </w:pPr>
+      <w:rPr>
+        <w:rFonts w:ascii="Symbol" w:hAnsi="Symbol" w:cs="Symbol" w:hint="default"/>
+      </w:rPr>
+    </w:lvl>
+    <w:lvl w:ilvl="5">
+      <w:start w:val="1"/>
+      <w:numFmt w:val="bullet"/>
+      <w:lvlText w:val=""/>
+      <w:lvlJc w:val="start"/>
+      <w:pPr>
+        <w:tabs>
+          <w:tab w:val="num" w:pos="4254"/>
+        </w:tabs>
+        <w:ind w:start="4254" w:hanging="283"/>
+      </w:pPr>
+      <w:rPr>
+        <w:rFonts w:ascii="Symbol" w:hAnsi="Symbol" w:cs="Symbol" w:hint="default"/>
+      </w:rPr>
+    </w:lvl>
+    <w:lvl w:ilvl="6">
+      <w:start w:val="1"/>
+      <w:numFmt w:val="bullet"/>
+      <w:lvlText w:val=""/>
+      <w:lvlJc w:val="start"/>
+      <w:pPr>
+        <w:tabs>
+          <w:tab w:val="num" w:pos="4963"/>
+        </w:tabs>
+        <w:ind w:start="4963" w:hanging="283"/>
+      </w:pPr>
+      <w:rPr>
+        <w:rFonts w:ascii="Symbol" w:hAnsi="Symbol" w:cs="Symbol" w:hint="default"/>
+      </w:rPr>
+    </w:lvl>
+    <w:lvl w:ilvl="7">
+      <w:start w:val="1"/>
+      <w:numFmt w:val="bullet"/>
+      <w:lvlText w:val=""/>
+      <w:lvlJc w:val="start"/>
+      <w:pPr>
+        <w:tabs>
+          <w:tab w:val="num" w:pos="5672"/>
+        </w:tabs>
+        <w:ind w:start="5672" w:hanging="283"/>
+      </w:pPr>
+      <w:rPr>
+        <w:rFonts w:ascii="Symbol" w:hAnsi="Symbol" w:cs="Symbol" w:hint="default"/>
+      </w:rPr>
+    </w:lvl>
+    <w:lvl w:ilvl="8">
+      <w:start w:val="1"/>
+      <w:numFmt w:val="bullet"/>
+      <w:lvlText w:val=""/>
+      <w:lvlJc w:val="start"/>
+      <w:pPr>
+        <w:tabs>
+          <w:tab w:val="num" w:pos="6381"/>
+        </w:tabs>
+        <w:ind w:start="6381" w:hanging="283"/>
+      </w:pPr>
+      <w:rPr>
+        <w:rFonts w:ascii="Symbol" w:hAnsi="Symbol" w:cs="Symbol" w:hint="default"/>
+      </w:rPr>
+    </w:lvl>
+  </w:abstractNum>
+  <w:abstractNum w:abstractNumId="4">
+    <w:lvl w:ilvl="0">
+      <w:start w:val="1"/>
       <w:numFmt w:val="none"/>
       <w:suff w:val="nothing"/>
       <w:lvlText w:val=""/>
@@ -712,6 +1447,12 @@
   </w:num>
   <w:num w:numId="2">
     <w:abstractNumId w:val="2"/>
+  </w:num>
+  <w:num w:numId="3">
+    <w:abstractNumId w:val="3"/>
+  </w:num>
+  <w:num w:numId="4">
+    <w:abstractNumId w:val="4"/>
   </w:num>
 </w:numbering>
 </file>
@@ -754,6 +1495,21 @@
     <w:name w:val="Numbering Symbols"/>
     <w:qFormat/>
     <w:rPr/>
+  </w:style>
+  <w:style w:type="character" w:styleId="StrongEmphasis">
+    <w:name w:val="Strong Emphasis"/>
+    <w:qFormat/>
+    <w:rPr>
+      <w:b/>
+      <w:bCs/>
+    </w:rPr>
+  </w:style>
+  <w:style w:type="character" w:styleId="Bullets">
+    <w:name w:val="Bullets"/>
+    <w:qFormat/>
+    <w:rPr>
+      <w:rFonts w:ascii="OpenSymbol" w:hAnsi="OpenSymbol" w:eastAsia="OpenSymbol" w:cs="OpenSymbol"/>
+    </w:rPr>
   </w:style>
   <w:style w:type="paragraph" w:styleId="Heading">
     <w:name w:val="Heading"/>
